--- a/CasoHumand.docx
+++ b/CasoHumand.docx
@@ -3419,7 +3419,7 @@
                 <w:color w:val="1B365D"/>
                 <w:sz w:val="19"/>
               </w:rPr>
-              <w:t>Ing. Alejandro Suárez / Equipo de Desarrollo</w:t>
+              <w:t>Ing. Albin Suárez / Equipo de Desarrollo</w:t>
               <w:br/>
             </w:r>
             <w:r>
